--- a/pr-preview/pr-361/estimator-properties-handout-tracked-changes.docx
+++ b/pr-preview/pr-361/estimator-properties-handout-tracked-changes.docx
@@ -16,7 +16,7 @@
       </w:pPr>
       <w:del w:id="1" w:author="PR Preview" w:date="2026-01-01T00:00:00Z">
         <w:r>
-          <w:delText xml:space="preserve">Last modified: 2026-10-19 00:31:45 (PDT)</w:delText>
+          <w:delText xml:space="preserve">Last modified: 2026-10-19 09:39:54 (PDT)</w:delText>
         </w:r>
       </w:del>
     </w:p>
@@ -26,7 +26,7 @@
       </w:pPr>
       <w:ins w:id="2" w:author="PR Preview" w:date="2026-01-01T00:00:00Z">
         <w:r>
-          <w:t xml:space="preserve">Last modified: 2026-10-19 00:33:21 (PDT)</w:t>
+          <w:t xml:space="preserve">Last modified: 2026-10-19 09:40:54 (PDT)</w:t>
         </w:r>
       </w:ins>
     </w:p>
@@ -73,7 +73,7 @@
         <w:t xml:space="preserve">and how small can the variance of an unbiased estimator be?</w:t>
       </w:r>
     </w:p>
-    <w:bookmarkStart w:id="34" w:name="sec-consistency"/>
+    <w:bookmarkStart w:id="35" w:name="sec-consistency"/>
     <w:p>
       <w:pPr>
         <w:pStyle w:val="Heading2"/>
@@ -82,7 +82,7 @@
         <w:t xml:space="preserve">1 Consistency</w:t>
       </w:r>
     </w:p>
-    <w:bookmarkStart w:id="12" w:name="def-consistent"/>
+    <w:bookmarkStart w:id="13" w:name="def-consistent"/>
     <w:p>
       <w:pPr>
         <w:pStyle w:val="FirstParagraph"/>
@@ -232,23 +232,34 @@
         <w:t xml:space="preserve"> </w:t>
       </w:r>
       <w:r>
-        <w:t xml:space="preserve">goes to zero as the sample size grows</w:t>
-      </w:r>
-      <w:r>
-        <w:t xml:space="preserve"> </w:t>
-      </w:r>
-      <w:r>
-        <w:t xml:space="preserve">[1]</w:t>
-      </w:r>
-      <w:r>
-        <w:t xml:space="preserve">:</w:t>
+        <w:t xml:space="preserve">goes to zero as the</w:t>
+      </w:r>
+      <w:r>
+        <w:t xml:space="preserve"> </w:t>
+      </w:r>
+      <w:hyperlink r:id="rId10">
+        <w:r>
+          <w:rPr>
+            <w:rStyle w:val="Hyperlink"/>
+          </w:rPr>
+          <w:t xml:space="preserve">sample</w:t>
+        </w:r>
+      </w:hyperlink>
+      <w:r>
+        <w:t xml:space="preserve"> </w:t>
+      </w:r>
+      <w:r>
+        <w:t xml:space="preserve">size grows:</w:t>
+      </w:r>
+      <w:r>
+        <w:t xml:space="preserve"> </w:t>
       </w:r>
     </w:p>
     <w:p>
       <w:pPr>
         <w:pStyle w:val="BodyText"/>
       </w:pPr>
-      <w:bookmarkStart w:id="10" w:name="eq-consistent"/>
+      <w:bookmarkStart w:id="11" w:name="eq-consistent"/>
       <m:oMathPara>
         <m:oMathParaPr>
           <m:jc m:val="center"/>
@@ -385,7 +396,7 @@
           </m:r>
         </m:oMath>
       </m:oMathPara>
-      <w:bookmarkEnd w:id="10"/>
+      <w:bookmarkEnd w:id="11"/>
     </w:p>
     <w:p>
       <w:pPr>
@@ -421,7 +432,7 @@
       <w:r>
         <w:t xml:space="preserve"> </w:t>
       </w:r>
-      <w:hyperlink r:id="rId11">
+      <w:hyperlink r:id="rId12">
         <w:r>
           <w:rPr>
             <w:rStyle w:val="Hyperlink"/>
@@ -503,7 +514,7 @@
         <w:t xml:space="preserve"> </w:t>
       </w:r>
       <w:r>
-        <w:t xml:space="preserve">Casella and Berger [2], Def. 10.1.1</w:t>
+        <w:t xml:space="preserve">Casella and Berger [1], Def. 10.1.1</w:t>
       </w:r>
       <w:r>
         <w:t xml:space="preserve">;</w:t>
@@ -512,14 +523,14 @@
         <w:t xml:space="preserve"> </w:t>
       </w:r>
       <w:r>
-        <w:t xml:space="preserve">Wikipedia contributors [1]</w:t>
+        <w:t xml:space="preserve">Wikipedia contributors [2]</w:t>
       </w:r>
       <w:r>
         <w:t xml:space="preserve">.</w:t>
       </w:r>
     </w:p>
-    <w:bookmarkEnd w:id="12"/>
-    <w:bookmarkStart w:id="16" w:name="rem-consistent-sequence"/>
+    <w:bookmarkEnd w:id="13"/>
+    <w:bookmarkStart w:id="17" w:name="rem-consistent-sequence"/>
     <w:p>
       <w:pPr>
         <w:pStyle w:val="BodyText"/>
@@ -540,7 +551,7 @@
       <w:r>
         <w:t xml:space="preserve"> </w:t>
       </w:r>
-      <w:hyperlink r:id="rId13">
+      <w:hyperlink r:id="rId14">
         <w:r>
           <w:rPr>
             <w:rStyle w:val="Hyperlink"/>
@@ -647,7 +658,7 @@
       <w:r>
         <w:t xml:space="preserve"> </w:t>
       </w:r>
-      <w:hyperlink r:id="rId14">
+      <w:hyperlink r:id="rId15">
         <w:r>
           <w:rPr>
             <w:rStyle w:val="Hyperlink"/>
@@ -664,7 +675,7 @@
       <w:r>
         <w:t xml:space="preserve"> </w:t>
       </w:r>
-      <w:hyperlink r:id="rId15">
+      <w:hyperlink r:id="rId16">
         <w:r>
           <w:rPr>
             <w:rStyle w:val="Hyperlink"/>
@@ -765,8 +776,8 @@
         <w:t xml:space="preserve">of a mean is the standard example).</w:t>
       </w:r>
     </w:p>
-    <w:bookmarkEnd w:id="16"/>
-    <w:bookmarkStart w:id="18" w:name="exr-estimation-error-bound"/>
+    <w:bookmarkEnd w:id="17"/>
+    <w:bookmarkStart w:id="19" w:name="exr-estimation-error-bound"/>
     <w:p>
       <w:pPr>
         <w:pStyle w:val="BodyText"/>
@@ -822,7 +833,7 @@
       <w:r>
         <w:t xml:space="preserve"> </w:t>
       </w:r>
-      <w:hyperlink r:id="rId15">
+      <w:hyperlink r:id="rId16">
         <w:r>
           <w:rPr>
             <w:rStyle w:val="Hyperlink"/>
@@ -868,7 +879,7 @@
       <w:r>
         <w:t xml:space="preserve"> </w:t>
       </w:r>
-      <w:hyperlink r:id="rId17">
+      <w:hyperlink r:id="rId18">
         <w:r>
           <w:rPr>
             <w:rStyle w:val="Hyperlink"/>
@@ -1013,8 +1024,8 @@
         <w:t xml:space="preserve">.</w:t>
       </w:r>
     </w:p>
-    <w:bookmarkEnd w:id="18"/>
-    <w:bookmarkStart w:id="19" w:name="sol-estimation-error-bound"/>
+    <w:bookmarkEnd w:id="19"/>
+    <w:bookmarkStart w:id="20" w:name="sol-estimation-error-bound"/>
     <w:p>
       <w:pPr>
         <w:pStyle w:val="BodyText"/>
@@ -1724,8 +1735,8 @@
         </m:oMath>
       </m:oMathPara>
     </w:p>
-    <w:bookmarkEnd w:id="19"/>
-    <w:bookmarkStart w:id="21" w:name="lem-estimation-error-bound"/>
+    <w:bookmarkEnd w:id="20"/>
+    <w:bookmarkStart w:id="22" w:name="lem-estimation-error-bound"/>
     <w:p>
       <w:pPr>
         <w:pStyle w:val="FirstParagraph"/>
@@ -1858,7 +1869,7 @@
       <w:pPr>
         <w:pStyle w:val="BodyText"/>
       </w:pPr>
-      <w:bookmarkStart w:id="20" w:name="eq-estimation-error-bound"/>
+      <w:bookmarkStart w:id="21" w:name="eq-estimation-error-bound"/>
       <m:oMathPara>
         <m:oMathParaPr>
           <m:jc m:val="center"/>
@@ -2009,9 +2020,9 @@
           </m:r>
         </m:oMath>
       </m:oMathPara>
-      <w:bookmarkEnd w:id="20"/>
+      <w:bookmarkEnd w:id="21"/>
     </w:p>
-    <w:bookmarkEnd w:id="21"/>
+    <w:bookmarkEnd w:id="22"/>
     <w:p>
       <w:pPr>
         <w:pStyle w:val="FirstParagraph"/>
@@ -2044,7 +2055,7 @@
         <w:t xml:space="preserve">.</w:t>
       </w:r>
     </w:p>
-    <w:bookmarkStart w:id="23" w:name="thm-mse-consistent"/>
+    <w:bookmarkStart w:id="24" w:name="thm-mse-consistent"/>
     <w:p>
       <w:pPr>
         <w:pStyle w:val="BodyText"/>
@@ -2175,7 +2186,7 @@
       <w:pPr>
         <w:pStyle w:val="BodyText"/>
       </w:pPr>
-      <w:bookmarkStart w:id="22" w:name="eq-mse-consistent"/>
+      <w:bookmarkStart w:id="23" w:name="eq-mse-consistent"/>
       <m:oMathPara>
         <m:oMathParaPr>
           <m:jc m:val="center"/>
@@ -2327,9 +2338,9 @@
           </m:r>
         </m:oMath>
       </m:oMathPara>
-      <w:bookmarkEnd w:id="22"/>
+      <w:bookmarkEnd w:id="23"/>
     </w:p>
-    <w:bookmarkEnd w:id="23"/>
+    <w:bookmarkEnd w:id="24"/>
     <w:p>
       <w:pPr>
         <w:pStyle w:val="FirstParagraph"/>
@@ -2345,7 +2356,7 @@
         <w:t xml:space="preserve">. </w:t>
       </w:r>
       <w:r>
-        <w:t xml:space="preserve">Fix</w:t>
+        <w:t xml:space="preserve">Let</w:t>
       </w:r>
       <w:r>
         <w:t xml:space="preserve"> </w:t>
@@ -2712,7 +2723,7 @@
         <w:t xml:space="preserve">.</w:t>
       </w:r>
     </w:p>
-    <w:bookmarkStart w:id="24" w:name="cor-sample-mean-consistent"/>
+    <w:bookmarkStart w:id="25" w:name="cor-sample-mean-consistent"/>
     <w:p>
       <w:pPr>
         <w:pStyle w:val="BodyText"/>
@@ -2897,7 +2908,7 @@
         <w:t xml:space="preserve">.</w:t>
       </w:r>
     </w:p>
-    <w:bookmarkEnd w:id="24"/>
+    <w:bookmarkEnd w:id="25"/>
     <w:p>
       <w:pPr>
         <w:pStyle w:val="BodyText"/>
@@ -2918,7 +2929,7 @@
       <w:r>
         <w:t xml:space="preserve"> </w:t>
       </w:r>
-      <w:hyperlink r:id="rId25">
+      <w:hyperlink r:id="rId26">
         <w:r>
           <w:rPr>
             <w:rStyle w:val="Hyperlink"/>
@@ -3105,7 +3116,7 @@
       <w:r>
         <w:t xml:space="preserve"> </w:t>
       </w:r>
-      <w:hyperlink r:id="rId26">
+      <w:hyperlink r:id="rId27">
         <w:r>
           <w:rPr>
             <w:rStyle w:val="Hyperlink"/>
@@ -3123,7 +3134,7 @@
         <w:t xml:space="preserve">proved in pds directly from Chebyshev’s inequality.</w:t>
       </w:r>
     </w:p>
-    <w:bookmarkStart w:id="33" w:name="exm-consistency-birthwt"/>
+    <w:bookmarkStart w:id="34" w:name="exm-consistency-birthwt"/>
     <w:p>
       <w:pPr>
         <w:pStyle w:val="BodyText"/>
@@ -3174,7 +3185,7 @@
       <w:r>
         <w:t xml:space="preserve"> </w:t>
       </w:r>
-      <w:hyperlink r:id="rId27">
+      <w:hyperlink r:id="rId28">
         <w:r>
           <w:rPr>
             <w:rStyle w:val="VerbatimChar"/>
@@ -3206,7 +3217,7 @@
       <w:r>
         <w:t xml:space="preserve"> </w:t>
       </w:r>
-      <w:hyperlink r:id="rId28">
+      <w:hyperlink r:id="rId29">
         <w:r>
           <w:rPr>
             <w:rStyle w:val="VerbatimChar"/>
@@ -3554,7 +3565,7 @@
       <w:r>
         <w:t xml:space="preserve"> </w:t>
       </w:r>
-      <w:hyperlink r:id="rId25">
+      <w:hyperlink r:id="rId26">
         <w:r>
           <w:rPr>
             <w:rStyle w:val="Hyperlink"/>
@@ -4763,7 +4774,7 @@
       <w:tr>
         <w:tc>
           <w:tcPr/>
-          <w:bookmarkStart w:id="32" w:name="fig-consistency-birthwt"/>
+          <w:bookmarkStart w:id="33" w:name="fig-consistency-birthwt"/>
           <w:p>
             <w:pPr>
               <w:pStyle w:val="SourceCode"/>
@@ -5463,18 +5474,18 @@
                 <wp:inline>
                   <wp:extent cx="4620126" cy="3696101"/>
                   <wp:effectExtent b="0" l="0" r="0" t="0"/>
-                  <wp:docPr descr="" title="" id="30" name="Picture"/>
+                  <wp:docPr descr="" title="" id="31" name="Picture"/>
                   <a:graphic>
                     <a:graphicData uri="http://schemas.openxmlformats.org/drawingml/2006/picture">
                       <pic:pic>
                         <pic:nvPicPr>
-                          <pic:cNvPr descr="estimator-properties_files/figure-docx/consistency-birthwt-plot-1.png" id="31" name="Picture"/>
+                          <pic:cNvPr descr="estimator-properties_files/figure-docx/consistency-birthwt-plot-1.png" id="32" name="Picture"/>
                           <pic:cNvPicPr>
                             <a:picLocks noChangeArrowheads="1" noChangeAspect="1"/>
                           </pic:cNvPicPr>
                         </pic:nvPicPr>
                         <pic:blipFill>
-                          <a:blip r:embed="rId29"/>
+                          <a:blip r:embed="rId30"/>
                           <a:stretch>
                             <a:fillRect/>
                           </a:stretch>
@@ -5556,7 +5567,7 @@
               </w:r>
             </w:hyperlink>
           </w:p>
-          <w:bookmarkEnd w:id="32"/>
+          <w:bookmarkEnd w:id="33"/>
         </w:tc>
       </w:tr>
     </w:tbl>
@@ -5637,9 +5648,9 @@
         <w:t xml:space="preserve">decay.</w:t>
       </w:r>
     </w:p>
-    <w:bookmarkEnd w:id="33"/>
     <w:bookmarkEnd w:id="34"/>
-    <w:bookmarkStart w:id="41" w:name="sec-efficiency"/>
+    <w:bookmarkEnd w:id="35"/>
+    <w:bookmarkStart w:id="42" w:name="sec-efficiency"/>
     <w:p>
       <w:pPr>
         <w:pStyle w:val="Heading2"/>
@@ -5648,7 +5659,7 @@
         <w:t xml:space="preserve">2 Efficiency</w:t>
       </w:r>
     </w:p>
-    <w:bookmarkStart w:id="35" w:name="def-relative-efficiency"/>
+    <w:bookmarkStart w:id="36" w:name="def-relative-efficiency"/>
     <w:p>
       <w:pPr>
         <w:pStyle w:val="FirstParagraph"/>
@@ -5822,7 +5833,7 @@
       <w:r>
         <w:t xml:space="preserve"> </w:t>
       </w:r>
-      <w:hyperlink r:id="rId15">
+      <w:hyperlink r:id="rId16">
         <w:r>
           <w:rPr>
             <w:rStyle w:val="Hyperlink"/>
@@ -5987,8 +5998,8 @@
         <w:t xml:space="preserve">.</w:t>
       </w:r>
     </w:p>
-    <w:bookmarkEnd w:id="35"/>
-    <w:bookmarkStart w:id="36" w:name="rem-source-relative-efficiency"/>
+    <w:bookmarkEnd w:id="36"/>
+    <w:bookmarkStart w:id="37" w:name="rem-source-relative-efficiency"/>
     <w:p>
       <w:pPr>
         <w:pStyle w:val="BodyText"/>
@@ -6004,7 +6015,7 @@
         <w:t xml:space="preserve"> (Source: Relative efficiency). </w:t>
       </w:r>
       <w:r>
-        <w:t xml:space="preserve">Casella and Berger [2]</w:t>
+        <w:t xml:space="preserve">Casella and Berger [1]</w:t>
       </w:r>
       <w:r>
         <w:t xml:space="preserve"> </w:t>
@@ -6019,8 +6030,8 @@
         <w:t xml:space="preserve">this finite-sample form uses the mean squared error of their Def. 7.3.1 (p. 330).</w:t>
       </w:r>
     </w:p>
-    <w:bookmarkEnd w:id="36"/>
-    <w:bookmarkStart w:id="38" w:name="rem-relative-efficiency"/>
+    <w:bookmarkEnd w:id="37"/>
+    <w:bookmarkStart w:id="39" w:name="rem-relative-efficiency"/>
     <w:p>
       <w:pPr>
         <w:pStyle w:val="BodyText"/>
@@ -6110,7 +6121,7 @@
       <w:r>
         <w:t xml:space="preserve"> </w:t>
       </w:r>
-      <w:hyperlink r:id="rId14">
+      <w:hyperlink r:id="rId15">
         <w:r>
           <w:rPr>
             <w:rStyle w:val="Hyperlink"/>
@@ -6130,7 +6141,7 @@
       <w:r>
         <w:t xml:space="preserve">(</w:t>
       </w:r>
-      <w:hyperlink r:id="rId37">
+      <w:hyperlink r:id="rId38">
         <w:r>
           <w:rPr>
             <w:rStyle w:val="Hyperlink"/>
@@ -6148,8 +6159,8 @@
         <w:t xml:space="preserve">so the relative efficiency is the ratio of the variances.</w:t>
       </w:r>
     </w:p>
-    <w:bookmarkEnd w:id="38"/>
-    <w:bookmarkStart w:id="40" w:name="exm-relative-efficiency-mean"/>
+    <w:bookmarkEnd w:id="39"/>
+    <w:bookmarkStart w:id="41" w:name="exm-relative-efficiency-mean"/>
     <w:p>
       <w:pPr>
         <w:pStyle w:val="BodyText"/>
@@ -6170,7 +6181,7 @@
       <w:r>
         <w:t xml:space="preserve"> </w:t>
       </w:r>
-      <w:hyperlink r:id="rId25">
+      <w:hyperlink r:id="rId26">
         <w:r>
           <w:rPr>
             <w:rStyle w:val="Hyperlink"/>
@@ -6783,7 +6794,7 @@
       <w:r>
         <w:t xml:space="preserve"> </w:t>
       </w:r>
-      <w:hyperlink r:id="rId39">
+      <w:hyperlink r:id="rId40">
         <w:r>
           <w:rPr>
             <w:rStyle w:val="Hyperlink"/>
@@ -6821,13 +6832,13 @@
         <w:t xml:space="preserve">.</w:t>
       </w:r>
     </w:p>
-    <w:bookmarkEnd w:id="40"/>
+    <w:bookmarkEnd w:id="41"/>
     <w:p>
       <w:pPr>
         <w:pStyle w:val="BodyText"/>
       </w:pPr>
       <w:r>
-        <w:t xml:space="preserve">Casella and Berger [2, Sec. 10.1], pp. 467–480</w:t>
+        <w:t xml:space="preserve">Casella and Berger [1, Sec. 10.1], pp. 467–480</w:t>
       </w:r>
       <w:r>
         <w:t xml:space="preserve"> </w:t>
@@ -6836,8 +6847,8 @@
         <w:t xml:space="preserve">covers point estimation, including consistency, efficiency and bootstrap standard errors.</w:t>
       </w:r>
     </w:p>
-    <w:bookmarkEnd w:id="41"/>
-    <w:bookmarkStart w:id="64" w:name="sec-cramer-rao"/>
+    <w:bookmarkEnd w:id="42"/>
+    <w:bookmarkStart w:id="66" w:name="sec-cramer-rao"/>
     <w:p>
       <w:pPr>
         <w:pStyle w:val="Heading2"/>
@@ -6846,7 +6857,7 @@
         <w:t xml:space="preserve">3 The Cramér–Rao lower bound</w:t>
       </w:r>
     </w:p>
-    <w:bookmarkStart w:id="44" w:name="exr-cov-estimator-score"/>
+    <w:bookmarkStart w:id="45" w:name="exr-cov-estimator-score"/>
     <w:p>
       <w:pPr>
         <w:pStyle w:val="FirstParagraph"/>
@@ -6908,7 +6919,7 @@
       <w:r>
         <w:t xml:space="preserve"> </w:t>
       </w:r>
-      <w:hyperlink r:id="rId42">
+      <w:hyperlink r:id="rId43">
         <w:r>
           <w:rPr>
             <w:rStyle w:val="Hyperlink"/>
@@ -6940,7 +6951,7 @@
       <w:r>
         <w:t xml:space="preserve"> </w:t>
       </w:r>
-      <w:hyperlink r:id="rId14">
+      <w:hyperlink r:id="rId15">
         <w:r>
           <w:rPr>
             <w:rStyle w:val="Hyperlink"/>
@@ -6998,7 +7009,7 @@
       <w:r>
         <w:t xml:space="preserve"> </w:t>
       </w:r>
-      <w:hyperlink r:id="rId43">
+      <w:hyperlink r:id="rId44">
         <w:r>
           <w:rPr>
             <w:rStyle w:val="Hyperlink"/>
@@ -7082,8 +7093,8 @@
         <w:t xml:space="preserve">can be taken inside the integral.</w:t>
       </w:r>
     </w:p>
-    <w:bookmarkEnd w:id="44"/>
-    <w:bookmarkStart w:id="46" w:name="sol-cov-estimator-score"/>
+    <w:bookmarkEnd w:id="45"/>
+    <w:bookmarkStart w:id="47" w:name="sol-cov-estimator-score"/>
     <w:p>
       <w:pPr>
         <w:pStyle w:val="BodyText"/>
@@ -7104,7 +7115,7 @@
       <w:r>
         <w:t xml:space="preserve"> </w:t>
       </w:r>
-      <w:hyperlink r:id="rId42">
+      <w:hyperlink r:id="rId43">
         <w:r>
           <w:rPr>
             <w:rStyle w:val="Hyperlink"/>
@@ -7124,7 +7135,7 @@
       <w:r>
         <w:t xml:space="preserve"> </w:t>
       </w:r>
-      <w:hyperlink r:id="rId45">
+      <w:hyperlink r:id="rId46">
         <w:r>
           <w:rPr>
             <w:rStyle w:val="Hyperlink"/>
@@ -7143,14 +7154,14 @@
       <w:r>
         <w:t xml:space="preserve">$$
     \begin{aligned}
-    \operatorname{Cov}\mathopen{}\left(\hat{\theta}, \ell'\right)\mathclose{}
-    &amp;= \operatorname{E}\mathopen{}\left[\hat{\theta}\ell'\right]\mathclose{} - \operatorname{E}\mathopen{}\left[\hat{\theta}\right]\mathclose{}\,\operatorname{E}\mathopen{}\left[\ell'\right]\mathclose{}
+    {\operatorname{Cov}\mathopen{}\left(\hat{\theta}, \ell'\right)\mathclose{}}
+    &amp;= {\operatorname{E}\mathopen{}\left[\hat{\theta}\ell'\right]\mathclose{}} - {\operatorname{E}\mathopen{}\left[\hat{\theta}\right]\mathclose{}}\,{\operatorname{E}\mathopen{}\left[\ell'\right]\mathclose{}}
     &amp;&amp; \text{(definition of covariance)}\\
-    &amp;= \operatorname{E}\mathopen{}\left[\hat{\theta}\ell'\right]\mathclose{} - \operatorname{E}\mathopen{}\left[\hat{\theta}\right]\mathclose{} \cdot 0
+    &amp;= {\operatorname{E}\mathopen{}\left[\hat{\theta}\ell'\right]\mathclose{}} - {\operatorname{E}\mathopen{}\left[\hat{\theta}\right]\mathclose{}} \cdot 0
     &amp;&amp; \text{(the score has mean zero)}\\
-    &amp;= \operatorname{E}\mathopen{}\left[\hat{\theta}\ell'\right]\mathclose{} - 0
+    &amp;= {\operatorname{E}\mathopen{}\left[\hat{\theta}\ell'\right]\mathclose{}} - 0
     &amp;&amp; \text{($b \cdot 0 = 0$)}\\
-    &amp;= \operatorname{E}\mathopen{}\left[\hat{\theta}\ell'\right]\mathclose{}
+    &amp;= {\operatorname{E}\mathopen{}\left[\hat{\theta}\ell'\right]\mathclose{}}
     &amp;&amp; \text{($a - 0 = a$)}\\
     &amp;= \int \hat{\theta}(\mathord{\smash[b]{\underset{\raise.3ex\hbox{$\scriptstyle\sim$}}{x}}\vphantom{x}}) \, \ell'(\mathord{\smash[b]{\underset{\raise.3ex\hbox{$\scriptstyle\sim$}}{x}}\vphantom{x}}\mid \theta) \, \operatorname{p}(\mathord{\smash[b]{\underset{\raise.3ex\hbox{$\scriptstyle\sim$}}{x}}\vphantom{x}}\mid \theta) \, d\mathord{\smash[b]{\underset{\raise.3ex\hbox{$\scriptstyle\sim$}}{x}}\vphantom{x}}
     &amp;&amp; \text{(definition of expectation)}\\
@@ -7160,7 +7171,7 @@
     &amp;&amp; \text{(derivative of a log density)}\\
     &amp;= \frac{\partial}{\partial \theta} \int \hat{\theta}(\mathord{\smash[b]{\underset{\raise.3ex\hbox{$\scriptstyle\sim$}}{x}}\vphantom{x}}) \, \operatorname{p}(\mathord{\smash[b]{\underset{\raise.3ex\hbox{$\scriptstyle\sim$}}{x}}\vphantom{x}}\mid \theta) \, d\mathord{\smash[b]{\underset{\raise.3ex\hbox{$\scriptstyle\sim$}}{x}}\vphantom{x}}
     &amp;&amp; \text{(exchange derivative and integral)}\\
-    &amp;= \frac{\partial}{\partial \theta} \operatorname{E}\mathopen{}\left[\hat{\theta}\right]\mathclose{}
+    &amp;= \frac{\partial}{\partial \theta} {\operatorname{E}\mathopen{}\left[\hat{\theta}\right]\mathclose{}}
     &amp;&amp; \text{(definition of expectation)}\\
     &amp;= \frac{\partial}{\partial \theta} \theta
     &amp;&amp; \text{($\hat{\theta}$ is unbiased)}\\
@@ -7170,8 +7181,8 @@
     $$</w:t>
       </w:r>
     </w:p>
-    <w:bookmarkEnd w:id="46"/>
-    <w:bookmarkStart w:id="48" w:name="lem-cov-estimator-score"/>
+    <w:bookmarkEnd w:id="47"/>
+    <w:bookmarkStart w:id="49" w:name="lem-cov-estimator-score"/>
     <w:p>
       <w:pPr>
         <w:pStyle w:val="FirstParagraph"/>
@@ -7249,15 +7260,15 @@
       <w:pPr>
         <w:pStyle w:val="BodyText"/>
       </w:pPr>
-      <w:bookmarkStart w:id="47" w:name="eq-cov-estimator-score"/>
+      <w:bookmarkStart w:id="48" w:name="eq-cov-estimator-score"/>
       <w:r>
         <w:t xml:space="preserve">$$
-    \operatorname{Cov}\mathopen{}\left(\hat{\theta}, \ell'(\mathord{\smash[b]{\underset{\raise.3ex\hbox{$\scriptstyle\sim$}}{X}}\vphantom{X}}\mid \theta)\right)\mathclose{} = 1
+    {\operatorname{Cov}\mathopen{}\left(\hat{\theta}, \ell'(\mathord{\smash[b]{\underset{\raise.3ex\hbox{$\scriptstyle\sim$}}{X}}\vphantom{X}}\mid \theta)\right)\mathclose{}} = 1
      \qquad(4)$$</w:t>
       </w:r>
-      <w:bookmarkEnd w:id="47"/>
+      <w:bookmarkEnd w:id="48"/>
     </w:p>
-    <w:bookmarkEnd w:id="48"/>
+    <w:bookmarkEnd w:id="49"/>
     <w:p>
       <w:pPr>
         <w:pStyle w:val="FirstParagraph"/>
@@ -7290,7 +7301,7 @@
         <w:t xml:space="preserve">.</w:t>
       </w:r>
     </w:p>
-    <w:bookmarkStart w:id="51" w:name="thm-cramer-rao"/>
+    <w:bookmarkStart w:id="52" w:name="thm-cramer-rao"/>
     <w:p>
       <w:pPr>
         <w:pStyle w:val="BodyText"/>
@@ -7331,7 +7342,7 @@
       <w:r>
         <w:t xml:space="preserve"> </w:t>
       </w:r>
-      <w:hyperlink r:id="rId49">
+      <w:hyperlink r:id="rId50">
         <w:r>
           <w:rPr>
             <w:rStyle w:val="Hyperlink"/>
@@ -7441,23 +7452,14 @@
         <w:t xml:space="preserve"> </w:t>
       </w:r>
       <w:r>
-        <w:t xml:space="preserve">the reciprocal of the expected information</w:t>
-      </w:r>
-      <w:r>
-        <w:t xml:space="preserve"> </w:t>
-      </w:r>
-      <w:r>
-        <w:t xml:space="preserve">[5]</w:t>
-      </w:r>
-      <w:r>
-        <w:t xml:space="preserve">:</w:t>
+        <w:t xml:space="preserve">the reciprocal of the expected information:</w:t>
       </w:r>
     </w:p>
     <w:p>
       <w:pPr>
         <w:pStyle w:val="BodyText"/>
       </w:pPr>
-      <w:bookmarkStart w:id="50" w:name="eq-cramer-rao"/>
+      <w:bookmarkStart w:id="51" w:name="eq-cramer-rao"/>
       <m:oMathPara>
         <m:oMathParaPr>
           <m:jc m:val="center"/>
@@ -7555,7 +7557,7 @@
           </m:r>
         </m:oMath>
       </m:oMathPara>
-      <w:bookmarkEnd w:id="50"/>
+      <w:bookmarkEnd w:id="51"/>
     </w:p>
     <w:p>
       <w:pPr>
@@ -7568,13 +7570,13 @@
         <w:t xml:space="preserve"> </w:t>
       </w:r>
       <w:r>
-        <w:t xml:space="preserve">[6], [7], [2], Thm. 7.3.9, p. 335, [5]</w:t>
+        <w:t xml:space="preserve">[5], [6], [1], Thm. 7.3.9, p. 335, [7]</w:t>
       </w:r>
       <w:r>
         <w:t xml:space="preserve">.</w:t>
       </w:r>
     </w:p>
-    <w:bookmarkEnd w:id="51"/>
+    <w:bookmarkEnd w:id="52"/>
     <w:p>
       <w:pPr>
         <w:pStyle w:val="BodyText"/>
@@ -7637,7 +7639,7 @@
       <w:r>
         <w:t xml:space="preserve"> </w:t>
       </w:r>
-      <w:hyperlink r:id="rId52">
+      <w:hyperlink r:id="rId53">
         <w:r>
           <w:rPr>
             <w:rStyle w:val="Hyperlink"/>
@@ -7811,7 +7813,7 @@
       <w:r>
         <w:t xml:space="preserve"> </w:t>
       </w:r>
-      <w:hyperlink r:id="rId53">
+      <w:hyperlink r:id="rId54">
         <w:r>
           <w:rPr>
             <w:rStyle w:val="Hyperlink"/>
@@ -7855,7 +7857,7 @@
       <w:r>
         <w:t xml:space="preserve"> </w:t>
       </w:r>
-      <w:hyperlink r:id="rId54">
+      <w:hyperlink r:id="rId55">
         <w:r>
           <w:rPr>
             <w:rStyle w:val="Hyperlink"/>
@@ -8562,7 +8564,7 @@
         <w:t xml:space="preserve">.</w:t>
       </w:r>
     </w:p>
-    <w:bookmarkStart w:id="55" w:name="def-efficient"/>
+    <w:bookmarkStart w:id="57" w:name="def-efficient"/>
     <w:p>
       <w:pPr>
         <w:pStyle w:val="BodyText"/>
@@ -8583,7 +8585,7 @@
       <w:r>
         <w:t xml:space="preserve"> </w:t>
       </w:r>
-      <w:hyperlink r:id="rId14">
+      <w:hyperlink r:id="rId15">
         <w:r>
           <w:rPr>
             <w:rStyle w:val="Hyperlink"/>
@@ -8646,7 +8648,24 @@
         <w:t xml:space="preserve"> </w:t>
       </w:r>
       <w:r>
-        <w:t xml:space="preserve">if its variance equals the</w:t>
+        <w:t xml:space="preserve">if its</w:t>
+      </w:r>
+      <w:r>
+        <w:t xml:space="preserve"> </w:t>
+      </w:r>
+      <w:hyperlink r:id="rId56">
+        <w:r>
+          <w:rPr>
+            <w:rStyle w:val="Hyperlink"/>
+          </w:rPr>
+          <w:t xml:space="preserve">variance</w:t>
+        </w:r>
+      </w:hyperlink>
+      <w:r>
+        <w:t xml:space="preserve"> </w:t>
+      </w:r>
+      <w:r>
+        <w:t xml:space="preserve">equals the</w:t>
       </w:r>
       <w:r>
         <w:t xml:space="preserve"> </w:t>
@@ -8659,12 +8678,6 @@
           <w:t xml:space="preserve">Cramér–Rao lower bound</w:t>
         </w:r>
       </w:hyperlink>
-      <w:r>
-        <w:t xml:space="preserve"> </w:t>
-      </w:r>
-      <w:r>
-        <w:t xml:space="preserve">[4]</w:t>
-      </w:r>
       <w:r>
         <w:t xml:space="preserve">:</w:t>
       </w:r>
@@ -8764,7 +8777,7 @@
         <w:t xml:space="preserve"> </w:t>
       </w:r>
       <w:r>
-        <w:t xml:space="preserve">Casella and Berger [2, Sec. 7.3.2]</w:t>
+        <w:t xml:space="preserve">Casella and Berger [1, Sec. 7.3.2]</w:t>
       </w:r>
       <w:r>
         <w:t xml:space="preserve">;</w:t>
@@ -8779,8 +8792,8 @@
         <w:t xml:space="preserve">.</w:t>
       </w:r>
     </w:p>
-    <w:bookmarkEnd w:id="55"/>
-    <w:bookmarkStart w:id="56" w:name="rem-efficient-minimum-variance"/>
+    <w:bookmarkEnd w:id="57"/>
+    <w:bookmarkStart w:id="58" w:name="rem-efficient-minimum-variance"/>
     <w:p>
       <w:pPr>
         <w:pStyle w:val="BodyText"/>
@@ -8816,7 +8829,7 @@
       <w:r>
         <w:t xml:space="preserve">(</w:t>
       </w:r>
-      <w:hyperlink r:id="rId37">
+      <w:hyperlink r:id="rId38">
         <w:r>
           <w:rPr>
             <w:rStyle w:val="Hyperlink"/>
@@ -8828,8 +8841,8 @@
         <w:t xml:space="preserve">, with zero bias).</w:t>
       </w:r>
     </w:p>
-    <w:bookmarkEnd w:id="56"/>
-    <w:bookmarkStart w:id="60" w:name="exm-poisson-efficient"/>
+    <w:bookmarkEnd w:id="58"/>
+    <w:bookmarkStart w:id="62" w:name="exm-poisson-efficient"/>
     <w:p>
       <w:pPr>
         <w:pStyle w:val="BodyText"/>
@@ -8983,7 +8996,7 @@
       <w:r>
         <w:t xml:space="preserve">(</w:t>
       </w:r>
-      <w:hyperlink r:id="rId57">
+      <w:hyperlink r:id="rId59">
         <w:r>
           <w:rPr>
             <w:rStyle w:val="Hyperlink"/>
@@ -9115,7 +9128,7 @@
       <w:r>
         <w:t xml:space="preserve">(</w:t>
       </w:r>
-      <w:hyperlink r:id="rId25">
+      <w:hyperlink r:id="rId26">
         <w:r>
           <w:rPr>
             <w:rStyle w:val="Hyperlink"/>
@@ -9183,7 +9196,7 @@
       <w:r>
         <w:t xml:space="preserve">(</w:t>
       </w:r>
-      <w:hyperlink r:id="rId58">
+      <w:hyperlink r:id="rId60">
         <w:r>
           <w:rPr>
             <w:rStyle w:val="Hyperlink"/>
@@ -9433,7 +9446,7 @@
       <w:r>
         <w:t xml:space="preserve">It is also the maximum likelihood estimator (</w:t>
       </w:r>
-      <w:hyperlink r:id="rId59">
+      <w:hyperlink r:id="rId61">
         <w:r>
           <w:rPr>
             <w:rStyle w:val="Hyperlink"/>
@@ -9445,8 +9458,8 @@
         <w:t xml:space="preserve">).</w:t>
       </w:r>
     </w:p>
-    <w:bookmarkEnd w:id="60"/>
-    <w:bookmarkStart w:id="63" w:name="rem-cramer-rao-scope"/>
+    <w:bookmarkEnd w:id="62"/>
+    <w:bookmarkStart w:id="65" w:name="rem-cramer-rao-scope"/>
     <w:p>
       <w:pPr>
         <w:pStyle w:val="BodyText"/>
@@ -9473,7 +9486,7 @@
       <w:r>
         <w:t xml:space="preserve"> </w:t>
       </w:r>
-      <w:hyperlink r:id="rId42">
+      <w:hyperlink r:id="rId43">
         <w:r>
           <w:rPr>
             <w:rStyle w:val="Hyperlink"/>
@@ -9546,7 +9559,7 @@
       <w:r>
         <w:t xml:space="preserve"> </w:t>
       </w:r>
-      <w:hyperlink r:id="rId61">
+      <w:hyperlink r:id="rId63">
         <w:r>
           <w:rPr>
             <w:rStyle w:val="Hyperlink"/>
@@ -9600,7 +9613,7 @@
       <w:r>
         <w:t xml:space="preserve"> </w:t>
       </w:r>
-      <w:hyperlink r:id="rId37">
+      <w:hyperlink r:id="rId38">
         <w:r>
           <w:rPr>
             <w:rStyle w:val="Hyperlink"/>
@@ -9723,7 +9736,7 @@
       <w:r>
         <w:t xml:space="preserve"> </w:t>
       </w:r>
-      <w:hyperlink r:id="rId62">
+      <w:hyperlink r:id="rId64">
         <w:r>
           <w:rPr>
             <w:rStyle w:val="Hyperlink"/>
@@ -9738,7 +9751,7 @@
         <w:t xml:space="preserve">attains it asymptotically.</w:t>
       </w:r>
     </w:p>
-    <w:bookmarkEnd w:id="63"/>
+    <w:bookmarkEnd w:id="65"/>
     <w:p>
       <w:pPr>
         <w:pStyle w:val="Compact"/>
@@ -9766,7 +9779,7 @@
         </w:numPr>
       </w:pPr>
       <w:r>
-        <w:t xml:space="preserve">Casella and Berger [2, Sec. 7.3.2], pp. 334–341</w:t>
+        <w:t xml:space="preserve">Casella and Berger [1, Sec. 7.3.2], pp. 334–341</w:t>
       </w:r>
       <w:r>
         <w:t xml:space="preserve"> </w:t>
@@ -9811,8 +9824,8 @@
         <w:t xml:space="preserve">covers efficiency and the Cramér–Rao lower bound.</w:t>
       </w:r>
     </w:p>
-    <w:bookmarkEnd w:id="64"/>
-    <w:bookmarkStart w:id="80" w:name="references"/>
+    <w:bookmarkEnd w:id="66"/>
+    <w:bookmarkStart w:id="82" w:name="references"/>
     <w:p>
       <w:pPr>
         <w:pStyle w:val="Heading2"/>
@@ -9821,71 +9834,14 @@
         <w:t xml:space="preserve">References</w:t>
       </w:r>
     </w:p>
-    <w:bookmarkStart w:id="79" w:name="refs"/>
-    <w:bookmarkStart w:id="66" w:name="ref-wikipedia_consistent_estimator"/>
-    <w:p>
-      <w:pPr>
-        <w:pStyle w:val="Bibliography"/>
-      </w:pPr>
-      <w:r>
-        <w:t xml:space="preserve">[1]</w:t>
-      </w:r>
-      <w:r>
-        <w:t xml:space="preserve"> </w:t>
-      </w:r>
-      <w:r>
-        <w:t xml:space="preserve">	</w:t>
-      </w:r>
-      <w:r>
-        <w:t xml:space="preserve">Wikipedia contributors,</w:t>
-      </w:r>
-      <w:r>
-        <w:t xml:space="preserve"> </w:t>
-      </w:r>
-      <w:r>
-        <w:t xml:space="preserve">“Consistent estimator —</w:t>
-      </w:r>
-      <w:r>
-        <w:t xml:space="preserve"> </w:t>
-      </w:r>
-      <w:r>
-        <w:t xml:space="preserve">Wikipedia</w:t>
-      </w:r>
-      <w:r>
-        <w:t xml:space="preserve">,</w:t>
-      </w:r>
-      <w:r>
-        <w:t xml:space="preserve"> </w:t>
-      </w:r>
-      <w:r>
-        <w:t xml:space="preserve">the free encyclopedia.”</w:t>
-      </w:r>
-      <w:r>
-        <w:t xml:space="preserve"> </w:t>
-      </w:r>
-      <w:r>
-        <w:t xml:space="preserve">2026. Available:</w:t>
-      </w:r>
-      <w:r>
-        <w:t xml:space="preserve"> </w:t>
-      </w:r>
-      <w:hyperlink r:id="rId65">
-        <w:r>
-          <w:rPr>
-            <w:rStyle w:val="Hyperlink"/>
-          </w:rPr>
-          <w:t xml:space="preserve">https://en.wikipedia.org/wiki/Consistent_estimator</w:t>
-        </w:r>
-      </w:hyperlink>
-    </w:p>
-    <w:bookmarkEnd w:id="66"/>
+    <w:bookmarkStart w:id="81" w:name="refs"/>
     <w:bookmarkStart w:id="68" w:name="ref-CaseBerg01"/>
     <w:p>
       <w:pPr>
         <w:pStyle w:val="Bibliography"/>
       </w:pPr>
       <w:r>
-        <w:t xml:space="preserve">[2]</w:t>
+        <w:t xml:space="preserve">[1]</w:t>
       </w:r>
       <w:r>
         <w:t xml:space="preserve"> </w:t>
@@ -9922,13 +9878,13 @@
       </w:hyperlink>
     </w:p>
     <w:bookmarkEnd w:id="68"/>
-    <w:bookmarkStart w:id="69" w:name="ref-hosmer1989applied"/>
+    <w:bookmarkStart w:id="70" w:name="ref-wikipedia_consistent_estimator"/>
     <w:p>
       <w:pPr>
         <w:pStyle w:val="Bibliography"/>
       </w:pPr>
       <w:r>
-        <w:t xml:space="preserve">[3]</w:t>
+        <w:t xml:space="preserve">[2]</w:t>
       </w:r>
       <w:r>
         <w:t xml:space="preserve"> </w:t>
@@ -9937,29 +9893,86 @@
         <w:t xml:space="preserve">	</w:t>
       </w:r>
       <w:r>
-        <w:t xml:space="preserve">D. W. Hosmer and S. Lemeshow,</w:t>
-      </w:r>
-      <w:r>
-        <w:t xml:space="preserve"> </w:t>
-      </w:r>
-      <w:r>
-        <w:rPr>
-          <w:i/>
-          <w:iCs/>
-        </w:rPr>
-        <w:t xml:space="preserve">Applied logistic regression</w:t>
-      </w:r>
-      <w:r>
-        <w:t xml:space="preserve">. New York: Wiley, 1989.</w:t>
-      </w:r>
+        <w:t xml:space="preserve">Wikipedia contributors,</w:t>
+      </w:r>
+      <w:r>
+        <w:t xml:space="preserve"> </w:t>
+      </w:r>
+      <w:r>
+        <w:t xml:space="preserve">“Consistent estimator —</w:t>
+      </w:r>
+      <w:r>
+        <w:t xml:space="preserve"> </w:t>
+      </w:r>
+      <w:r>
+        <w:t xml:space="preserve">Wikipedia</w:t>
+      </w:r>
+      <w:r>
+        <w:t xml:space="preserve">,</w:t>
+      </w:r>
+      <w:r>
+        <w:t xml:space="preserve"> </w:t>
+      </w:r>
+      <w:r>
+        <w:t xml:space="preserve">the free encyclopedia.”</w:t>
+      </w:r>
+      <w:r>
+        <w:t xml:space="preserve"> </w:t>
+      </w:r>
+      <w:r>
+        <w:t xml:space="preserve">2026. Available:</w:t>
+      </w:r>
+      <w:r>
+        <w:t xml:space="preserve"> </w:t>
+      </w:r>
+      <w:hyperlink r:id="rId69">
+        <w:r>
+          <w:rPr>
+            <w:rStyle w:val="Hyperlink"/>
+          </w:rPr>
+          <w:t xml:space="preserve">https://en.wikipedia.org/wiki/Consistent_estimator</w:t>
+        </w:r>
+      </w:hyperlink>
     </w:p>
-    <w:bookmarkEnd w:id="69"/>
-    <w:bookmarkStart w:id="71" w:name="ref-wikipedia_efficiency_statistics"/>
+    <w:bookmarkEnd w:id="70"/>
+    <w:bookmarkStart w:id="71" w:name="ref-hosmer1989applied"/>
     <w:p>
       <w:pPr>
         <w:pStyle w:val="Bibliography"/>
       </w:pPr>
       <w:r>
+        <w:t xml:space="preserve">[3]</w:t>
+      </w:r>
+      <w:r>
+        <w:t xml:space="preserve"> </w:t>
+      </w:r>
+      <w:r>
+        <w:t xml:space="preserve">	</w:t>
+      </w:r>
+      <w:r>
+        <w:t xml:space="preserve">D. W. Hosmer and S. Lemeshow,</w:t>
+      </w:r>
+      <w:r>
+        <w:t xml:space="preserve"> </w:t>
+      </w:r>
+      <w:r>
+        <w:rPr>
+          <w:i/>
+          <w:iCs/>
+        </w:rPr>
+        <w:t xml:space="preserve">Applied logistic regression</w:t>
+      </w:r>
+      <w:r>
+        <w:t xml:space="preserve">. New York: Wiley, 1989.</w:t>
+      </w:r>
+    </w:p>
+    <w:bookmarkEnd w:id="71"/>
+    <w:bookmarkStart w:id="73" w:name="ref-wikipedia_efficiency_statistics"/>
+    <w:p>
+      <w:pPr>
+        <w:pStyle w:val="Bibliography"/>
+      </w:pPr>
+      <w:r>
         <w:t xml:space="preserve">[4]</w:t>
       </w:r>
       <w:r>
@@ -10001,75 +10014,12 @@
       <w:r>
         <w:t xml:space="preserve"> </w:t>
       </w:r>
-      <w:hyperlink r:id="rId70">
+      <w:hyperlink r:id="rId72">
         <w:r>
           <w:rPr>
             <w:rStyle w:val="Hyperlink"/>
           </w:rPr>
           <w:t xml:space="preserve">https://en.wikipedia.org/wiki/Efficiency_%28statistics%29</w:t>
-        </w:r>
-      </w:hyperlink>
-    </w:p>
-    <w:bookmarkEnd w:id="71"/>
-    <w:bookmarkStart w:id="73" w:name="ref-wikipedia_cram_r_rao_bound"/>
-    <w:p>
-      <w:pPr>
-        <w:pStyle w:val="Bibliography"/>
-      </w:pPr>
-      <w:r>
-        <w:t xml:space="preserve">[5]</w:t>
-      </w:r>
-      <w:r>
-        <w:t xml:space="preserve"> </w:t>
-      </w:r>
-      <w:r>
-        <w:t xml:space="preserve">	</w:t>
-      </w:r>
-      <w:r>
-        <w:t xml:space="preserve">Wikipedia contributors,</w:t>
-      </w:r>
-      <w:r>
-        <w:t xml:space="preserve"> </w:t>
-      </w:r>
-      <w:r>
-        <w:t xml:space="preserve">“Cram</w:t>
-      </w:r>
-      <w:r>
-        <w:t xml:space="preserve">é</w:t>
-      </w:r>
-      <w:r>
-        <w:t xml:space="preserve">r–rao bound —</w:t>
-      </w:r>
-      <w:r>
-        <w:t xml:space="preserve"> </w:t>
-      </w:r>
-      <w:r>
-        <w:t xml:space="preserve">Wikipedia</w:t>
-      </w:r>
-      <w:r>
-        <w:t xml:space="preserve">,</w:t>
-      </w:r>
-      <w:r>
-        <w:t xml:space="preserve"> </w:t>
-      </w:r>
-      <w:r>
-        <w:t xml:space="preserve">the free encyclopedia.”</w:t>
-      </w:r>
-      <w:r>
-        <w:t xml:space="preserve"> </w:t>
-      </w:r>
-      <w:r>
-        <w:t xml:space="preserve">2026. Available:</w:t>
-      </w:r>
-      <w:r>
-        <w:t xml:space="preserve"> </w:t>
-      </w:r>
-      <w:hyperlink r:id="rId72">
-        <w:r>
-          <w:rPr>
-            <w:rStyle w:val="Hyperlink"/>
-          </w:rPr>
-          <w:t xml:space="preserve">https://en.wikipedia.org/wiki/Cram%C3%A9r%E2%80%93Rao_bound</w:t>
         </w:r>
       </w:hyperlink>
     </w:p>
@@ -10080,7 +10030,7 @@
         <w:pStyle w:val="Bibliography"/>
       </w:pPr>
       <w:r>
-        <w:t xml:space="preserve">[6]</w:t>
+        <w:t xml:space="preserve">[5]</w:t>
       </w:r>
       <w:r>
         <w:t xml:space="preserve"> </w:t>
@@ -10118,7 +10068,7 @@
         <w:pStyle w:val="Bibliography"/>
       </w:pPr>
       <w:r>
-        <w:t xml:space="preserve">[7]</w:t>
+        <w:t xml:space="preserve">[6]</w:t>
       </w:r>
       <w:r>
         <w:t xml:space="preserve"> </w:t>
@@ -10158,13 +10108,13 @@
       </w:r>
     </w:p>
     <w:bookmarkEnd w:id="76"/>
-    <w:bookmarkStart w:id="77" w:name="ref-hoggtanis2015"/>
+    <w:bookmarkStart w:id="78" w:name="ref-wikipedia_cram_r_rao_bound"/>
     <w:p>
       <w:pPr>
         <w:pStyle w:val="Bibliography"/>
       </w:pPr>
       <w:r>
-        <w:t xml:space="preserve">[8]</w:t>
+        <w:t xml:space="preserve">[7]</w:t>
       </w:r>
       <w:r>
         <w:t xml:space="preserve"> </w:t>
@@ -10173,30 +10123,61 @@
         <w:t xml:space="preserve">	</w:t>
       </w:r>
       <w:r>
-        <w:t xml:space="preserve">R. V. Hogg, E. A. Tanis, and D. L. Zimmerman,</w:t>
-      </w:r>
-      <w:r>
-        <w:t xml:space="preserve"> </w:t>
-      </w:r>
-      <w:r>
-        <w:rPr>
-          <w:i/>
-          <w:iCs/>
-        </w:rPr>
-        <w:t xml:space="preserve">Probability and statistical inference</w:t>
-      </w:r>
-      <w:r>
-        <w:t xml:space="preserve">, Tenth edition. Boston: Pearson, 2019.</w:t>
-      </w:r>
+        <w:t xml:space="preserve">Wikipedia contributors,</w:t>
+      </w:r>
+      <w:r>
+        <w:t xml:space="preserve"> </w:t>
+      </w:r>
+      <w:r>
+        <w:t xml:space="preserve">“Cram</w:t>
+      </w:r>
+      <w:r>
+        <w:t xml:space="preserve">é</w:t>
+      </w:r>
+      <w:r>
+        <w:t xml:space="preserve">r–rao bound —</w:t>
+      </w:r>
+      <w:r>
+        <w:t xml:space="preserve"> </w:t>
+      </w:r>
+      <w:r>
+        <w:t xml:space="preserve">Wikipedia</w:t>
+      </w:r>
+      <w:r>
+        <w:t xml:space="preserve">,</w:t>
+      </w:r>
+      <w:r>
+        <w:t xml:space="preserve"> </w:t>
+      </w:r>
+      <w:r>
+        <w:t xml:space="preserve">the free encyclopedia.”</w:t>
+      </w:r>
+      <w:r>
+        <w:t xml:space="preserve"> </w:t>
+      </w:r>
+      <w:r>
+        <w:t xml:space="preserve">2026. Available:</w:t>
+      </w:r>
+      <w:r>
+        <w:t xml:space="preserve"> </w:t>
+      </w:r>
+      <w:hyperlink r:id="rId77">
+        <w:r>
+          <w:rPr>
+            <w:rStyle w:val="Hyperlink"/>
+          </w:rPr>
+          <w:t xml:space="preserve">https://en.wikipedia.org/wiki/Cram%C3%A9r%E2%80%93Rao_bound</w:t>
+        </w:r>
+      </w:hyperlink>
     </w:p>
-    <w:bookmarkEnd w:id="77"/>
-    <w:bookmarkStart w:id="78" w:name="ref-rice2007mathematical"/>
+    <w:bookmarkEnd w:id="78"/>
+    <w:bookmarkStart w:id="79" w:name="ref-hoggtanis2015"/>
     <w:p>
       <w:pPr>
         <w:pStyle w:val="Bibliography"/>
       </w:pPr>
       <w:r>
-        <w:t xml:space="preserve">[9]</w:t>
+        <w:t xml:space="preserve">[8]</w:t>
       </w:r>
       <w:r>
         <w:t xml:space="preserve"> </w:t>
@@ -10205,7 +10186,7 @@
         <w:t xml:space="preserve">	</w:t>
       </w:r>
       <w:r>
-        <w:t xml:space="preserve">J. A. Rice,</w:t>
+        <w:t xml:space="preserve">R. V. Hogg, E. A. Tanis, and D. L. Zimmerman,</w:t>
       </w:r>
       <w:r>
         <w:t xml:space="preserve"> </w:t>
@@ -10215,15 +10196,47 @@
           <w:i/>
           <w:iCs/>
         </w:rPr>
+        <w:t xml:space="preserve">Probability and statistical inference</w:t>
+      </w:r>
+      <w:r>
+        <w:t xml:space="preserve">, Tenth edition. Boston: Pearson, 2019.</w:t>
+      </w:r>
+    </w:p>
+    <w:bookmarkEnd w:id="79"/>
+    <w:bookmarkStart w:id="80" w:name="ref-rice2007mathematical"/>
+    <w:p>
+      <w:pPr>
+        <w:pStyle w:val="Bibliography"/>
+      </w:pPr>
+      <w:r>
+        <w:t xml:space="preserve">[9]</w:t>
+      </w:r>
+      <w:r>
+        <w:t xml:space="preserve"> </w:t>
+      </w:r>
+      <w:r>
+        <w:t xml:space="preserve">	</w:t>
+      </w:r>
+      <w:r>
+        <w:t xml:space="preserve">J. A. Rice,</w:t>
+      </w:r>
+      <w:r>
+        <w:t xml:space="preserve"> </w:t>
+      </w:r>
+      <w:r>
+        <w:rPr>
+          <w:i/>
+          <w:iCs/>
+        </w:rPr>
         <w:t xml:space="preserve">Mathematical statistics and data analysis</w:t>
       </w:r>
       <w:r>
         <w:t xml:space="preserve">, 3rd ed. Belmont, CA: Cengage Learning, 2007.</w:t>
       </w:r>
     </w:p>
-    <w:bookmarkEnd w:id="78"/>
-    <w:bookmarkEnd w:id="79"/>
     <w:bookmarkEnd w:id="80"/>
+    <w:bookmarkEnd w:id="81"/>
+    <w:bookmarkEnd w:id="82"/>
     <w:sectPr>
       <w:footnotePr>
         <w:numRestart w:val="eachSect"/>
